--- a/base_cover_letter.docx
+++ b/base_cover_letter.docx
@@ -4,233 +4,69 @@
   <w:body>
     <w:p>
       <w:pPr>
-        <w:pStyle w:val="Heading1"/>
+        <w:pStyle w:val="Title"/>
+        <w:rPr>
+          <w:sz w:val="22"/>
+          <w:szCs w:val="22"/>
+        </w:rPr>
       </w:pPr>
       <w:r>
         <w:rPr>
-          <w:spacing w:val="-2"/>
-          <w:w w:val="90"/>
-        </w:rPr>
-        <w:t>Priyo</w:t>
-      </w:r>
-      <w:r>
-        <w:rPr>
-          <w:spacing w:val="-21"/>
-          <w:w w:val="90"/>
-        </w:rPr>
-        <w:t xml:space="preserve"> </w:t>
-      </w:r>
-      <w:r>
-        <w:rPr>
-          <w:spacing w:val="-2"/>
-        </w:rPr>
-        <w:t>Rahman</w:t>
+          <w:sz w:val="22"/>
+          <w:szCs w:val="22"/>
+        </w:rPr>
+        <w:t>Priyo Rahman</w:t>
       </w:r>
     </w:p>
     <w:p>
       <w:pPr>
-        <w:pStyle w:val="BodyText"/>
-        <w:tabs>
-          <w:tab w:val="left" w:pos="5034"/>
-          <w:tab w:val="left" w:pos="6975"/>
-        </w:tabs>
-        <w:spacing w:before="224"/>
-        <w:ind w:left="1756"/>
-        <w:rPr>
-          <w:position w:val="2"/>
+        <w:pStyle w:val="Title"/>
+        <w:rPr>
+          <w:rStyle w:val="Emphasis"/>
+          <w:sz w:val="21"/>
+          <w:szCs w:val="21"/>
         </w:rPr>
       </w:pPr>
       <w:r>
         <w:rPr>
-          <w:noProof/>
-        </w:rPr>
-        <w:drawing>
-          <wp:inline distT="0" distB="0" distL="0" distR="0" wp14:anchorId="19F3BE85" wp14:editId="36E0AB9D">
-            <wp:extent cx="119125" cy="93067"/>
-            <wp:effectExtent l="0" t="0" r="0" b="0"/>
-            <wp:docPr id="1" name="Image 1">
-              <a:hlinkClick xmlns:a="http://schemas.openxmlformats.org/drawingml/2006/main" r:id="rId4"/>
-            </wp:docPr>
-            <wp:cNvGraphicFramePr>
-              <a:graphicFrameLocks xmlns:a="http://schemas.openxmlformats.org/drawingml/2006/main"/>
-            </wp:cNvGraphicFramePr>
-            <a:graphic xmlns:a="http://schemas.openxmlformats.org/drawingml/2006/main">
-              <a:graphicData uri="http://schemas.openxmlformats.org/drawingml/2006/picture">
-                <pic:pic xmlns:pic="http://schemas.openxmlformats.org/drawingml/2006/picture">
-                  <pic:nvPicPr>
-                    <pic:cNvPr id="1" name="Image 1">
-                      <a:hlinkClick r:id="rId4"/>
-                    </pic:cNvPr>
-                    <pic:cNvPicPr/>
-                  </pic:nvPicPr>
-                  <pic:blipFill>
-                    <a:blip r:embed="rId5" cstate="print"/>
-                    <a:stretch>
-                      <a:fillRect/>
-                    </a:stretch>
-                  </pic:blipFill>
-                  <pic:spPr>
-                    <a:xfrm>
-                      <a:off x="0" y="0"/>
-                      <a:ext cx="119125" cy="93067"/>
-                    </a:xfrm>
-                    <a:prstGeom prst="rect">
-                      <a:avLst/>
-                    </a:prstGeom>
-                  </pic:spPr>
-                </pic:pic>
-              </a:graphicData>
-            </a:graphic>
-          </wp:inline>
-        </w:drawing>
-      </w:r>
-      <w:r>
-        <w:rPr>
-          <w:rFonts w:ascii="Times New Roman"/>
-          <w:spacing w:val="80"/>
-          <w:position w:val="2"/>
-          <w:sz w:val="20"/>
-        </w:rPr>
-        <w:t xml:space="preserve"> </w:t>
-      </w:r>
-      <w:hyperlink r:id="rId6">
-        <w:r>
-          <w:rPr>
-            <w:position w:val="2"/>
-          </w:rPr>
-          <w:t>priyo.rahman@torontomu.ca</w:t>
-        </w:r>
-        <w:r>
-          <w:rPr>
-            <w:position w:val="2"/>
-          </w:rPr>
-          <w:tab/>
-        </w:r>
-        <w:r>
-          <w:rPr>
-            <w:noProof/>
-            <w:position w:val="-2"/>
-          </w:rPr>
-          <w:drawing>
-            <wp:inline distT="0" distB="0" distL="0" distR="0" wp14:anchorId="642481D2" wp14:editId="679542AF">
-              <wp:extent cx="128578" cy="128193"/>
-              <wp:effectExtent l="0" t="0" r="0" b="0"/>
-              <wp:docPr id="2" name="Image 2"/>
-              <wp:cNvGraphicFramePr>
-                <a:graphicFrameLocks xmlns:a="http://schemas.openxmlformats.org/drawingml/2006/main"/>
-              </wp:cNvGraphicFramePr>
-              <a:graphic xmlns:a="http://schemas.openxmlformats.org/drawingml/2006/main">
-                <a:graphicData uri="http://schemas.openxmlformats.org/drawingml/2006/picture">
-                  <pic:pic xmlns:pic="http://schemas.openxmlformats.org/drawingml/2006/picture">
-                    <pic:nvPicPr>
-                      <pic:cNvPr id="2" name="Image 2"/>
-                      <pic:cNvPicPr/>
-                    </pic:nvPicPr>
-                    <pic:blipFill>
-                      <a:blip r:embed="rId7" cstate="print"/>
-                      <a:stretch>
-                        <a:fillRect/>
-                      </a:stretch>
-                    </pic:blipFill>
-                    <pic:spPr>
-                      <a:xfrm>
-                        <a:off x="0" y="0"/>
-                        <a:ext cx="128578" cy="128193"/>
-                      </a:xfrm>
-                      <a:prstGeom prst="rect">
-                        <a:avLst/>
-                      </a:prstGeom>
-                    </pic:spPr>
-                  </pic:pic>
-                </a:graphicData>
-              </a:graphic>
-            </wp:inline>
-          </w:drawing>
-        </w:r>
-        <w:r>
-          <w:rPr>
-            <w:rFonts w:ascii="Times New Roman"/>
-            <w:spacing w:val="80"/>
-            <w:position w:val="2"/>
-          </w:rPr>
-          <w:t xml:space="preserve"> </w:t>
-        </w:r>
-        <w:r>
-          <w:rPr>
-            <w:w w:val="85"/>
-            <w:position w:val="2"/>
-          </w:rPr>
-          <w:t>(647) 507-3500</w:t>
-        </w:r>
-        <w:r>
-          <w:rPr>
-            <w:position w:val="2"/>
-          </w:rPr>
-          <w:tab/>
-        </w:r>
-        <w:r>
-          <w:rPr>
-            <w:noProof/>
-            <w:position w:val="-3"/>
-          </w:rPr>
-          <w:drawing>
-            <wp:inline distT="0" distB="0" distL="0" distR="0" wp14:anchorId="642C14E7" wp14:editId="0A2AE040">
-              <wp:extent cx="104700" cy="139355"/>
-              <wp:effectExtent l="0" t="0" r="0" b="0"/>
-              <wp:docPr id="3" name="Image 3"/>
-              <wp:cNvGraphicFramePr>
-                <a:graphicFrameLocks xmlns:a="http://schemas.openxmlformats.org/drawingml/2006/main"/>
-              </wp:cNvGraphicFramePr>
-              <a:graphic xmlns:a="http://schemas.openxmlformats.org/drawingml/2006/main">
-                <a:graphicData uri="http://schemas.openxmlformats.org/drawingml/2006/picture">
-                  <pic:pic xmlns:pic="http://schemas.openxmlformats.org/drawingml/2006/picture">
-                    <pic:nvPicPr>
-                      <pic:cNvPr id="3" name="Image 3"/>
-                      <pic:cNvPicPr/>
-                    </pic:nvPicPr>
-                    <pic:blipFill>
-                      <a:blip r:embed="rId8" cstate="print"/>
-                      <a:stretch>
-                        <a:fillRect/>
-                      </a:stretch>
-                    </pic:blipFill>
-                    <pic:spPr>
-                      <a:xfrm>
-                        <a:off x="0" y="0"/>
-                        <a:ext cx="104700" cy="139355"/>
-                      </a:xfrm>
-                      <a:prstGeom prst="rect">
-                        <a:avLst/>
-                      </a:prstGeom>
-                    </pic:spPr>
-                  </pic:pic>
-                </a:graphicData>
-              </a:graphic>
-            </wp:inline>
-          </w:drawing>
-        </w:r>
-        <w:r>
-          <w:rPr>
-            <w:rFonts w:ascii="Times New Roman"/>
-            <w:spacing w:val="40"/>
-            <w:position w:val="2"/>
-          </w:rPr>
-          <w:t xml:space="preserve">  </w:t>
-        </w:r>
-        <w:r>
-          <w:rPr>
-            <w:w w:val="90"/>
-            <w:position w:val="2"/>
-          </w:rPr>
-          <w:t>52 Casa Nova Drive</w:t>
-        </w:r>
-      </w:hyperlink>
+          <w:rStyle w:val="Emphasis"/>
+          <w:sz w:val="21"/>
+          <w:szCs w:val="21"/>
+        </w:rPr>
+        <w:t>Law and Business co-op Student</w:t>
+      </w:r>
     </w:p>
     <w:p>
       <w:pPr>
-        <w:pStyle w:val="BodyText"/>
-        <w:ind w:left="0"/>
+        <w:pStyle w:val="Subtitle"/>
+        <w:rPr>
+          <w:sz w:val="21"/>
+          <w:szCs w:val="21"/>
+        </w:rPr>
       </w:pPr>
+      <w:r>
+        <w:rPr>
+          <w:sz w:val="21"/>
+          <w:szCs w:val="21"/>
+        </w:rPr>
+        <w:t>(647) 507-3500 | priyo.rahman@torontomu.ca | Woodbridge, Ontario | linkedin.com/</w:t>
+      </w:r>
+      <w:r>
+        <w:rPr>
+          <w:sz w:val="21"/>
+          <w:szCs w:val="21"/>
+        </w:rPr>
+        <w:t>in/</w:t>
+      </w:r>
+      <w:proofErr w:type="spellStart"/>
+      <w:r>
+        <w:rPr>
+          <w:sz w:val="21"/>
+          <w:szCs w:val="21"/>
+        </w:rPr>
+        <w:t>priyorahman</w:t>
+      </w:r>
+      <w:proofErr w:type="spellEnd"/>
     </w:p>
     <w:p>
       <w:pPr>
@@ -248,34 +84,7 @@
         <w:rPr>
           <w:w w:val="90"/>
         </w:rPr>
-        <w:t>August</w:t>
-      </w:r>
-      <w:r>
-        <w:rPr>
-          <w:spacing w:val="-11"/>
-          <w:w w:val="90"/>
-        </w:rPr>
-        <w:t xml:space="preserve"> </w:t>
-      </w:r>
-      <w:r>
-        <w:rPr>
-          <w:w w:val="90"/>
-        </w:rPr>
-        <w:t>10,</w:t>
-      </w:r>
-      <w:r>
-        <w:rPr>
-          <w:spacing w:val="-11"/>
-          <w:w w:val="90"/>
-        </w:rPr>
-        <w:t xml:space="preserve"> </w:t>
-      </w:r>
-      <w:r>
-        <w:rPr>
-          <w:spacing w:val="-4"/>
-          <w:w w:val="90"/>
-        </w:rPr>
-        <w:t>2026</w:t>
+        <w:t>[Todays Date]</w:t>
       </w:r>
     </w:p>
     <w:p>
@@ -4060,7 +3869,7 @@
                     <pic:cNvPicPr/>
                   </pic:nvPicPr>
                   <pic:blipFill>
-                    <a:blip r:embed="rId9" cstate="print"/>
+                    <a:blip r:embed="rId4" cstate="print"/>
                     <a:stretch>
                       <a:fillRect/>
                     </a:stretch>
@@ -4161,7 +3970,7 @@
           </mc:Choice>
           <mc:Fallback>
             <w:pict>
-              <v:shape w14:anchorId="38A0F549" id="Graphic 5" o:spid="_x0000_s1026" style="position:absolute;margin-left:445.5pt;margin-top:57pt;width:121.5pt;height:.75pt;z-index:-15728128;visibility:visible;mso-wrap-style:square;mso-wrap-distance-left:0;mso-wrap-distance-top:0;mso-wrap-distance-right:0;mso-wrap-distance-bottom:0;mso-position-horizontal:absolute;mso-position-horizontal-relative:page;mso-position-vertical:absolute;mso-position-vertical-relative:text;v-text-anchor:top" coordsize="1543050,9525" o:gfxdata="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" path="m1543049,9524l,9524,,,1543049,r,9524xe" fillcolor="black" stroked="f">
+              <v:shape w14:anchorId="3B048708" id="Graphic 5" o:spid="_x0000_s1026" style="position:absolute;margin-left:445.5pt;margin-top:57pt;width:121.5pt;height:.75pt;z-index:-15728128;visibility:visible;mso-wrap-style:square;mso-wrap-distance-left:0;mso-wrap-distance-top:0;mso-wrap-distance-right:0;mso-wrap-distance-bottom:0;mso-position-horizontal:absolute;mso-position-horizontal-relative:page;mso-position-vertical:absolute;mso-position-vertical-relative:text;v-text-anchor:top" coordsize="1543050,9525" o:gfxdata="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" path="m1543049,9524l,9524,,,1543049,r,9524xe" fillcolor="black" stroked="f">
                 <v:fill opacity="32896f"/>
                 <v:path arrowok="t"/>
                 <w10:wrap type="topAndBottom" anchorx="page"/>
@@ -4647,6 +4456,7 @@
   <w:style w:type="character" w:default="1" w:styleId="DefaultParagraphFont">
     <w:name w:val="Default Paragraph Font"/>
     <w:uiPriority w:val="1"/>
+    <w:semiHidden/>
     <w:unhideWhenUsed/>
   </w:style>
   <w:style w:type="table" w:default="1" w:styleId="TableNormal">
@@ -4690,6 +4500,114 @@
     <w:basedOn w:val="Normal"/>
     <w:uiPriority w:val="1"/>
     <w:qFormat/>
+  </w:style>
+  <w:style w:type="paragraph" w:styleId="Title">
+    <w:name w:val="Title"/>
+    <w:basedOn w:val="Normal"/>
+    <w:next w:val="Normal"/>
+    <w:link w:val="TitleChar"/>
+    <w:uiPriority w:val="10"/>
+    <w:qFormat/>
+    <w:rsid w:val="006434BF"/>
+    <w:pPr>
+      <w:widowControl/>
+      <w:tabs>
+        <w:tab w:val="right" w:pos="10800"/>
+      </w:tabs>
+      <w:autoSpaceDE/>
+      <w:autoSpaceDN/>
+      <w:jc w:val="center"/>
+    </w:pPr>
+    <w:rPr>
+      <w:rFonts w:asciiTheme="majorHAnsi" w:eastAsiaTheme="minorHAnsi" w:hAnsiTheme="majorHAnsi" w:cs="Times New Roman (Body CS)"/>
+      <w:b/>
+      <w:bCs/>
+      <w:caps/>
+      <w:color w:val="000000" w:themeColor="text1"/>
+      <w:spacing w:val="60"/>
+      <w:sz w:val="40"/>
+      <w:szCs w:val="40"/>
+      <w14:textOutline w14:w="9525" w14:cap="rnd" w14:cmpd="sng" w14:algn="ctr">
+        <w14:noFill/>
+        <w14:prstDash w14:val="solid"/>
+        <w14:bevel/>
+      </w14:textOutline>
+    </w:rPr>
+  </w:style>
+  <w:style w:type="character" w:customStyle="1" w:styleId="TitleChar">
+    <w:name w:val="Title Char"/>
+    <w:basedOn w:val="DefaultParagraphFont"/>
+    <w:link w:val="Title"/>
+    <w:uiPriority w:val="10"/>
+    <w:rsid w:val="006434BF"/>
+    <w:rPr>
+      <w:rFonts w:asciiTheme="majorHAnsi" w:hAnsiTheme="majorHAnsi" w:cs="Times New Roman (Body CS)"/>
+      <w:b/>
+      <w:bCs/>
+      <w:caps/>
+      <w:color w:val="000000" w:themeColor="text1"/>
+      <w:spacing w:val="60"/>
+      <w:sz w:val="40"/>
+      <w:szCs w:val="40"/>
+      <w14:textOutline w14:w="9525" w14:cap="rnd" w14:cmpd="sng" w14:algn="ctr">
+        <w14:noFill/>
+        <w14:prstDash w14:val="solid"/>
+        <w14:bevel/>
+      </w14:textOutline>
+    </w:rPr>
+  </w:style>
+  <w:style w:type="paragraph" w:styleId="Subtitle">
+    <w:name w:val="Subtitle"/>
+    <w:basedOn w:val="Normal"/>
+    <w:next w:val="Normal"/>
+    <w:link w:val="SubtitleChar"/>
+    <w:uiPriority w:val="11"/>
+    <w:qFormat/>
+    <w:rsid w:val="006434BF"/>
+    <w:pPr>
+      <w:widowControl/>
+      <w:pBdr>
+        <w:bottom w:val="single" w:sz="12" w:space="1" w:color="000000" w:themeColor="text1"/>
+      </w:pBdr>
+      <w:autoSpaceDE/>
+      <w:autoSpaceDN/>
+      <w:spacing w:after="240" w:line="276" w:lineRule="auto"/>
+      <w:jc w:val="center"/>
+    </w:pPr>
+    <w:rPr>
+      <w:rFonts w:asciiTheme="minorHAnsi" w:eastAsiaTheme="minorHAnsi" w:hAnsiTheme="minorHAnsi" w:cs="CormorantGaramond-SemiBold"/>
+      <w:sz w:val="20"/>
+      <w:szCs w:val="20"/>
+    </w:rPr>
+  </w:style>
+  <w:style w:type="character" w:customStyle="1" w:styleId="SubtitleChar">
+    <w:name w:val="Subtitle Char"/>
+    <w:basedOn w:val="DefaultParagraphFont"/>
+    <w:link w:val="Subtitle"/>
+    <w:uiPriority w:val="11"/>
+    <w:rsid w:val="006434BF"/>
+    <w:rPr>
+      <w:rFonts w:cs="CormorantGaramond-SemiBold"/>
+      <w:sz w:val="20"/>
+      <w:szCs w:val="20"/>
+    </w:rPr>
+  </w:style>
+  <w:style w:type="character" w:styleId="Emphasis">
+    <w:name w:val="Emphasis"/>
+    <w:basedOn w:val="DefaultParagraphFont"/>
+    <w:uiPriority w:val="20"/>
+    <w:qFormat/>
+    <w:rsid w:val="006434BF"/>
+    <w:rPr>
+      <w:rFonts w:asciiTheme="minorHAnsi" w:hAnsiTheme="minorHAnsi"/>
+      <w:b/>
+      <w:i w:val="0"/>
+      <w:iCs/>
+      <w:caps w:val="0"/>
+      <w:smallCaps w:val="0"/>
+      <w:spacing w:val="20"/>
+      <w:sz w:val="20"/>
+    </w:rPr>
   </w:style>
 </w:styles>
 </file>
